--- a/examples/clustering/doc/13-hierarchical-hclust.docx
+++ b/examples/clustering/doc/13-hierarchical-hclust.docx
@@ -693,87 +693,6 @@
           <w:rStyle w:val="VerbatimChar"/>
         </w:rPr>
         <w:t xml:space="preserve">## [1] 1.584963</w:t>
-      </w:r>
-      <w:r>
-        <w:br/>
-      </w:r>
-      <w:r>
-        <w:rPr>
-          <w:rStyle w:val="VerbatimChar"/>
-        </w:rPr>
-        <w:t xml:space="preserve">## </w:t>
-      </w:r>
-      <w:r>
-        <w:br/>
-      </w:r>
-      <w:r>
-        <w:rPr>
-          <w:rStyle w:val="VerbatimChar"/>
-        </w:rPr>
-        <w:t xml:space="preserve">## $metrics</w:t>
-      </w:r>
-      <w:r>
-        <w:br/>
-      </w:r>
-      <w:r>
-        <w:rPr>
-          <w:rStyle w:val="VerbatimChar"/>
-        </w:rPr>
-        <w:t xml:space="preserve">##                metric      value     goal     type</w:t>
-      </w:r>
-      <w:r>
-        <w:br/>
-      </w:r>
-      <w:r>
-        <w:rPr>
-          <w:rStyle w:val="VerbatimChar"/>
-        </w:rPr>
-        <w:t xml:space="preserve">## 1          silhouette  0.5030502 maximize internal</w:t>
-      </w:r>
-      <w:r>
-        <w:br/>
-      </w:r>
-      <w:r>
-        <w:rPr>
-          <w:rStyle w:val="VerbatimChar"/>
-        </w:rPr>
-        <w:t xml:space="preserve">## 2      davies_bouldin  0.6826395 minimize internal</w:t>
-      </w:r>
-      <w:r>
-        <w:br/>
-      </w:r>
-      <w:r>
-        <w:rPr>
-          <w:rStyle w:val="VerbatimChar"/>
-        </w:rPr>
-        <w:t xml:space="preserve">## 3   calinski_harabasz 11.0271758 maximize internal</w:t>
-      </w:r>
-      <w:r>
-        <w:br/>
-      </w:r>
-      <w:r>
-        <w:rPr>
-          <w:rStyle w:val="VerbatimChar"/>
-        </w:rPr>
-        <w:t xml:space="preserve">## 4             entropy  0.5422445 minimize external</w:t>
-      </w:r>
-      <w:r>
-        <w:br/>
-      </w:r>
-      <w:r>
-        <w:rPr>
-          <w:rStyle w:val="VerbatimChar"/>
-        </w:rPr>
-        <w:t xml:space="preserve">## 5              purity  0.8266667 maximize external</w:t>
-      </w:r>
-      <w:r>
-        <w:br/>
-      </w:r>
-      <w:r>
-        <w:rPr>
-          <w:rStyle w:val="VerbatimChar"/>
-        </w:rPr>
-        <w:t xml:space="preserve">## 6 adjusted_rand_index  0.6153230 maximize external</w:t>
       </w:r>
     </w:p>
     <w:p>

--- a/examples/clustering/doc/13-hierarchical-hclust.docx
+++ b/examples/clustering/doc/13-hierarchical-hclust.docx
@@ -693,6 +693,87 @@
           <w:rStyle w:val="VerbatimChar"/>
         </w:rPr>
         <w:t xml:space="preserve">## [1] 1.584963</w:t>
+      </w:r>
+      <w:r>
+        <w:br/>
+      </w:r>
+      <w:r>
+        <w:rPr>
+          <w:rStyle w:val="VerbatimChar"/>
+        </w:rPr>
+        <w:t xml:space="preserve">## </w:t>
+      </w:r>
+      <w:r>
+        <w:br/>
+      </w:r>
+      <w:r>
+        <w:rPr>
+          <w:rStyle w:val="VerbatimChar"/>
+        </w:rPr>
+        <w:t xml:space="preserve">## $metrics</w:t>
+      </w:r>
+      <w:r>
+        <w:br/>
+      </w:r>
+      <w:r>
+        <w:rPr>
+          <w:rStyle w:val="VerbatimChar"/>
+        </w:rPr>
+        <w:t xml:space="preserve">##                metric      value     goal     type</w:t>
+      </w:r>
+      <w:r>
+        <w:br/>
+      </w:r>
+      <w:r>
+        <w:rPr>
+          <w:rStyle w:val="VerbatimChar"/>
+        </w:rPr>
+        <w:t xml:space="preserve">## 1          silhouette  0.5030502 maximize internal</w:t>
+      </w:r>
+      <w:r>
+        <w:br/>
+      </w:r>
+      <w:r>
+        <w:rPr>
+          <w:rStyle w:val="VerbatimChar"/>
+        </w:rPr>
+        <w:t xml:space="preserve">## 2      davies_bouldin  0.6826395 minimize internal</w:t>
+      </w:r>
+      <w:r>
+        <w:br/>
+      </w:r>
+      <w:r>
+        <w:rPr>
+          <w:rStyle w:val="VerbatimChar"/>
+        </w:rPr>
+        <w:t xml:space="preserve">## 3   calinski_harabasz 11.0271758 maximize internal</w:t>
+      </w:r>
+      <w:r>
+        <w:br/>
+      </w:r>
+      <w:r>
+        <w:rPr>
+          <w:rStyle w:val="VerbatimChar"/>
+        </w:rPr>
+        <w:t xml:space="preserve">## 4             entropy  0.5422445 minimize external</w:t>
+      </w:r>
+      <w:r>
+        <w:br/>
+      </w:r>
+      <w:r>
+        <w:rPr>
+          <w:rStyle w:val="VerbatimChar"/>
+        </w:rPr>
+        <w:t xml:space="preserve">## 5              purity  0.8266667 maximize external</w:t>
+      </w:r>
+      <w:r>
+        <w:br/>
+      </w:r>
+      <w:r>
+        <w:rPr>
+          <w:rStyle w:val="VerbatimChar"/>
+        </w:rPr>
+        <w:t xml:space="preserve">## 6 adjusted_rand_index  0.6153230 maximize external</w:t>
       </w:r>
     </w:p>
     <w:p>
@@ -803,7 +884,7 @@
               <a:graphicData uri="http://schemas.openxmlformats.org/drawingml/2006/picture">
                 <pic:pic>
                   <pic:nvPicPr>
-                    <pic:cNvPr descr="/home/gpca/daltoolbox/examples/clustering/doc/13-hierarchical-hclust_files/1a07a9b13514799d56d35849fe5a13f241392cdf.png" id="11" name="Picture"/>
+                    <pic:cNvPr descr="/home/gpca/daltoolbox/examples/clustering/doc/13-hierarchical-hclust_files/8ca54b1f2ff10ad1de5976f63e0c2b9c20d60fac.png" id="11" name="Picture"/>
                     <pic:cNvPicPr>
                       <a:picLocks noChangeArrowheads="1" noChangeAspect="1"/>
                     </pic:cNvPicPr>

--- a/examples/clustering/doc/13-hierarchical-hclust.docx
+++ b/examples/clustering/doc/13-hierarchical-hclust.docx
@@ -432,7 +432,13 @@
         <w:rPr>
           <w:rStyle w:val="NormalTok"/>
         </w:rPr>
-        <w:t xml:space="preserve"> </w:t>
+        <w:t xml:space="preserve"> daltoolbox</w:t>
+      </w:r>
+      <w:r>
+        <w:rPr>
+          <w:rStyle w:val="SpecialCharTok"/>
+        </w:rPr>
+        <w:t xml:space="preserve">::</w:t>
       </w:r>
       <w:r>
         <w:rPr>
@@ -465,7 +471,13 @@
         <w:rPr>
           <w:rStyle w:val="NormalTok"/>
         </w:rPr>
-        <w:t xml:space="preserve"> </w:t>
+        <w:t xml:space="preserve"> daltoolbox</w:t>
+      </w:r>
+      <w:r>
+        <w:rPr>
+          <w:rStyle w:val="SpecialCharTok"/>
+        </w:rPr>
+        <w:t xml:space="preserve">::</w:t>
       </w:r>
       <w:r>
         <w:rPr>
@@ -552,7 +564,13 @@
         <w:rPr>
           <w:rStyle w:val="NormalTok"/>
         </w:rPr>
-        <w:t xml:space="preserve"> </w:t>
+        <w:t xml:space="preserve"> daltoolbox</w:t>
+      </w:r>
+      <w:r>
+        <w:rPr>
+          <w:rStyle w:val="SpecialCharTok"/>
+        </w:rPr>
+        <w:t xml:space="preserve">::</w:t>
       </w:r>
       <w:r>
         <w:rPr>
@@ -804,7 +822,13 @@
         <w:rPr>
           <w:rStyle w:val="NormalTok"/>
         </w:rPr>
-        <w:t xml:space="preserve"> </w:t>
+        <w:t xml:space="preserve"> daltoolbox</w:t>
+      </w:r>
+      <w:r>
+        <w:rPr>
+          <w:rStyle w:val="SpecialCharTok"/>
+        </w:rPr>
+        <w:t xml:space="preserve">::</w:t>
       </w:r>
       <w:r>
         <w:rPr>
